--- a/05_Website_Angular/docs/reviewer-pack/Linaw-PH-The-Paper-In-Brief.docx
+++ b/05_Website_Angular/docs/reviewer-pack/Linaw-PH-The-Paper-In-Brief.docx
@@ -342,7 +342,7 @@
           <w:b w:val="0"/>
           <w:i w:val="0"/>
         </w:rPr>
-        <w:t>What is in and what is deliberately left out. In: three account types, the builder, matching, applications, the learning hub. Out: no machine learning in scoring, only three score components, only partner-company openings, no verification of what an applicant claims, no hiring decisions.</w:t>
+        <w:t>What is in and what is deliberately left out. In: three account types, the builder, matching, applications, the learning hub. Out: no machine learning in scoring, three score components plus an optional fourth for certificates, only partner-company openings, no verification of what an applicant claims, no hiring decisions.</w:t>
       </w:r>
     </w:p>
     <w:p>
